--- a/WebContent/docx/BRCA12基因+同源重组修复缺陷评分（HRD score）检测报告-简单版.docx
+++ b/WebContent/docx/BRCA12基因+同源重组修复缺陷评分（HRD score）检测报告-简单版.docx
@@ -10,14 +10,14 @@
           <w:sz w:val="20"/>
         </w:rPr>
       </w:pPr>
-      <w:bookmarkStart w:id="0" w:name="_Toc32054"/>
+      <w:bookmarkStart w:id="0" w:name="_Toc13806"/>
       <w:bookmarkStart w:id="1" w:name="_Toc30143_WPSOffice_Level1"/>
-      <w:bookmarkStart w:id="2" w:name="_Toc21669"/>
-      <w:bookmarkStart w:id="3" w:name="_Toc24397"/>
-      <w:bookmarkStart w:id="4" w:name="_Toc105081892"/>
-      <w:bookmarkStart w:id="5" w:name="_Toc13806"/>
+      <w:bookmarkStart w:id="2" w:name="_Toc24397"/>
+      <w:bookmarkStart w:id="3" w:name="_Toc21009_WPSOffice_Level1"/>
+      <w:bookmarkStart w:id="4" w:name="_Toc21669"/>
+      <w:bookmarkStart w:id="5" w:name="_Toc105081892"/>
       <w:bookmarkStart w:id="6" w:name="_Toc27500"/>
-      <w:bookmarkStart w:id="7" w:name="_Toc21009_WPSOffice_Level1"/>
+      <w:bookmarkStart w:id="7" w:name="_Toc32054"/>
       <w:bookmarkStart w:id="8" w:name="_Toc24178_WPSOffice_Level1"/>
       <w:r>
         <w:rPr>
@@ -855,12 +855,12 @@
       </w:pPr>
       <w:bookmarkStart w:id="10" w:name="_Toc23369_WPSOffice_Level1"/>
       <w:bookmarkStart w:id="11" w:name="_Toc1410"/>
-      <w:bookmarkStart w:id="12" w:name="_Toc3871"/>
-      <w:bookmarkStart w:id="13" w:name="_Toc25920"/>
-      <w:bookmarkStart w:id="14" w:name="_Toc18058"/>
+      <w:bookmarkStart w:id="12" w:name="_Toc25920"/>
+      <w:bookmarkStart w:id="13" w:name="_Toc3871"/>
+      <w:bookmarkStart w:id="14" w:name="_Toc6221_WPSOffice_Level1"/>
       <w:bookmarkStart w:id="15" w:name="_Toc105081895"/>
       <w:bookmarkStart w:id="16" w:name="_Toc4088"/>
-      <w:bookmarkStart w:id="17" w:name="_Toc6221_WPSOffice_Level1"/>
+      <w:bookmarkStart w:id="17" w:name="_Toc18058"/>
       <w:bookmarkStart w:id="18" w:name="_Toc534807930"/>
       <w:bookmarkStart w:id="19" w:name="_Toc3823"/>
       <w:r>
@@ -920,7 +920,6 @@
             <w:insideH w:val="none" w:color="auto" w:sz="0" w:space="0"/>
             <w:insideV w:val="none" w:color="auto" w:sz="0" w:space="0"/>
           </w:tblBorders>
-          <w:shd w:val="clear" w:color="auto" w:fill="auto"/>
           <w:tblCellMar>
             <w:top w:w="0" w:type="dxa"/>
             <w:left w:w="0" w:type="dxa"/>
@@ -1482,6 +1481,7 @@
             <w:insideH w:val="none" w:color="auto" w:sz="0" w:space="0"/>
             <w:insideV w:val="none" w:color="auto" w:sz="0" w:space="0"/>
           </w:tblBorders>
+          <w:shd w:val="clear" w:color="auto" w:fill="auto"/>
           <w:tblCellMar>
             <w:top w:w="0" w:type="dxa"/>
             <w:left w:w="0" w:type="dxa"/>
@@ -1725,21 +1725,15 @@
           </w:p>
         </w:tc>
       </w:tr>
-      <w:bookmarkEnd w:id="18"/>
     </w:tbl>
     <w:p>
       <w:pPr>
         <w:rPr>
-          <w:rFonts w:hint="eastAsia" w:ascii="Times New Roman" w:hAnsi="Times New Roman" w:eastAsia="微软雅黑" w:cs="Times New Roman"/>
-          <w:sz w:val="18"/>
-          <w:szCs w:val="18"/>
-          <w:lang w:eastAsia="zh-CN"/>
+          <w:rFonts w:hint="eastAsia"/>
         </w:rPr>
       </w:pPr>
-      <w:bookmarkStart w:id="33" w:name="_GoBack"/>
-      <w:bookmarkEnd w:id="33"/>
-      <w:bookmarkStart w:id="20" w:name="_Toc105081896"/>
     </w:p>
+    <w:bookmarkEnd w:id="18"/>
     <w:p>
       <w:pPr>
         <w:pStyle w:val="2"/>
@@ -1763,6 +1757,9 @@
           <w:lang w:val="en-US" w:eastAsia="zh-CN"/>
         </w:rPr>
       </w:pPr>
+      <w:bookmarkStart w:id="20" w:name="_Toc105081896"/>
+      <w:bookmarkStart w:id="33" w:name="_GoBack"/>
+      <w:bookmarkEnd w:id="33"/>
       <w:r>
         <w:rPr>
           <w:rFonts w:hint="eastAsia" w:ascii="微软雅黑" w:hAnsi="微软雅黑" w:cs="Times New Roman"/>
@@ -2319,16 +2316,16 @@
           <w:lang w:val="en-US" w:eastAsia="zh-CN"/>
         </w:rPr>
       </w:pPr>
-      <w:bookmarkStart w:id="21" w:name="_Toc24979"/>
-      <w:bookmarkStart w:id="22" w:name="_Toc11015_WPSOffice_Level2"/>
-      <w:bookmarkStart w:id="23" w:name="_Toc30265"/>
-      <w:bookmarkStart w:id="24" w:name="_Toc149837258"/>
-      <w:bookmarkStart w:id="25" w:name="_Toc23375"/>
-      <w:bookmarkStart w:id="26" w:name="_Toc9088"/>
-      <w:bookmarkStart w:id="27" w:name="_Toc18062_WPSOffice_Level2"/>
-      <w:bookmarkStart w:id="28" w:name="_Toc105081898"/>
-      <w:bookmarkStart w:id="29" w:name="_Toc22976"/>
-      <w:bookmarkStart w:id="30" w:name="_Toc23434"/>
+      <w:bookmarkStart w:id="21" w:name="_Toc11015_WPSOffice_Level2"/>
+      <w:bookmarkStart w:id="22" w:name="_Toc9088"/>
+      <w:bookmarkStart w:id="23" w:name="_Toc149837258"/>
+      <w:bookmarkStart w:id="24" w:name="_Toc24979"/>
+      <w:bookmarkStart w:id="25" w:name="_Toc23434"/>
+      <w:bookmarkStart w:id="26" w:name="_Toc30265"/>
+      <w:bookmarkStart w:id="27" w:name="_Toc22976"/>
+      <w:bookmarkStart w:id="28" w:name="_Toc18062_WPSOffice_Level2"/>
+      <w:bookmarkStart w:id="29" w:name="_Toc23375"/>
+      <w:bookmarkStart w:id="30" w:name="_Toc105081898"/>
       <w:r>
         <w:rPr>
           <w:rFonts w:hint="eastAsia" w:ascii="微软雅黑" w:hAnsi="微软雅黑" w:cs="Times New Roman"/>
@@ -2452,6 +2449,12 @@
             <w:insideH w:val="single" w:color="31849B" w:sz="4" w:space="0"/>
             <w:insideV w:val="none" w:color="auto" w:sz="0" w:space="0"/>
           </w:tblBorders>
+          <w:tblCellMar>
+            <w:top w:w="0" w:type="dxa"/>
+            <w:left w:w="0" w:type="dxa"/>
+            <w:bottom w:w="0" w:type="dxa"/>
+            <w:right w:w="0" w:type="dxa"/>
+          </w:tblCellMar>
         </w:tblPrEx>
         <w:trPr>
           <w:trHeight w:val="510" w:hRule="atLeast"/>
@@ -4806,6 +4809,12 @@
             <w:insideH w:val="single" w:color="31849B" w:sz="4" w:space="0"/>
             <w:insideV w:val="none" w:color="auto" w:sz="0" w:space="0"/>
           </w:tblBorders>
+          <w:tblCellMar>
+            <w:top w:w="0" w:type="dxa"/>
+            <w:left w:w="0" w:type="dxa"/>
+            <w:bottom w:w="0" w:type="dxa"/>
+            <w:right w:w="0" w:type="dxa"/>
+          </w:tblCellMar>
         </w:tblPrEx>
         <w:trPr>
           <w:trHeight w:val="752" w:hRule="atLeast"/>
@@ -7456,7 +7465,7 @@
     <w:tbl>
       <w:tblPr>
         <w:tblStyle w:val="14"/>
-        <w:tblW w:w="9781" w:type="dxa"/>
+        <w:tblW w:w="10005" w:type="dxa"/>
         <w:tblInd w:w="0" w:type="dxa"/>
         <w:tblBorders>
           <w:top w:val="none" w:color="auto" w:sz="0" w:space="0"/>
@@ -7475,9 +7484,11 @@
         </w:tblCellMar>
       </w:tblPr>
       <w:tblGrid>
-        <w:gridCol w:w="3260"/>
-        <w:gridCol w:w="3260"/>
-        <w:gridCol w:w="3261"/>
+        <w:gridCol w:w="979"/>
+        <w:gridCol w:w="2281"/>
+        <w:gridCol w:w="932"/>
+        <w:gridCol w:w="2644"/>
+        <w:gridCol w:w="3169"/>
       </w:tblGrid>
       <w:tr>
         <w:tblPrEx>
@@ -7497,11 +7508,11 @@
           </w:tblCellMar>
         </w:tblPrEx>
         <w:trPr>
-          <w:trHeight w:val="227" w:hRule="atLeast"/>
+          <w:trHeight w:val="510" w:hRule="atLeast"/>
         </w:trPr>
         <w:tc>
           <w:tcPr>
-            <w:tcW w:w="3260" w:type="dxa"/>
+            <w:tcW w:w="979" w:type="dxa"/>
             <w:shd w:val="clear" w:color="auto" w:fill="auto"/>
             <w:tcMar>
               <w:top w:w="28" w:type="dxa"/>
@@ -7509,10 +7520,11 @@
               <w:bottom w:w="28" w:type="dxa"/>
               <w:right w:w="108" w:type="dxa"/>
             </w:tcMar>
-            <w:vAlign w:val="top"/>
-          </w:tcPr>
-          <w:p>
-            <w:pPr>
+            <w:vAlign w:val="center"/>
+          </w:tcPr>
+          <w:p>
+            <w:pPr>
+              <w:jc w:val="left"/>
               <w:rPr>
                 <w:rFonts w:hint="eastAsia" w:ascii="微软雅黑" w:hAnsi="微软雅黑" w:eastAsia="微软雅黑" w:cs="微软雅黑"/>
                 <w:b/>
@@ -7531,145 +7543,11 @@
               </w:rPr>
               <w:t>检测者：</w:t>
             </w:r>
-            <w:r>
-              <w:rPr>
-                <w:sz w:val="22"/>
-              </w:rPr>
-              <mc:AlternateContent>
-                <mc:Choice Requires="wpg">
-                  <w:drawing>
-                    <wp:anchor distT="0" distB="0" distL="114300" distR="114300" simplePos="0" relativeHeight="251660288" behindDoc="0" locked="0" layoutInCell="1" allowOverlap="1">
-                      <wp:simplePos x="0" y="0"/>
-                      <wp:positionH relativeFrom="column">
-                        <wp:posOffset>679450</wp:posOffset>
-                      </wp:positionH>
-                      <wp:positionV relativeFrom="paragraph">
-                        <wp:posOffset>-90805</wp:posOffset>
-                      </wp:positionV>
-                      <wp:extent cx="2597150" cy="360045"/>
-                      <wp:effectExtent l="0" t="0" r="0" b="5715"/>
-                      <wp:wrapNone/>
-                      <wp:docPr id="9" name="组合 9"/>
-                      <wp:cNvGraphicFramePr/>
-                      <a:graphic xmlns:a="http://schemas.openxmlformats.org/drawingml/2006/main">
-                        <a:graphicData uri="http://schemas.microsoft.com/office/word/2010/wordprocessingGroup">
-                          <wpg:wgp>
-                            <wpg:cNvGrpSpPr/>
-                            <wpg:grpSpPr>
-                              <a:xfrm>
-                                <a:off x="0" y="0"/>
-                                <a:ext cx="2597150" cy="360045"/>
-                                <a:chOff x="9632" y="12305"/>
-                                <a:chExt cx="4090" cy="567"/>
-                              </a:xfrm>
-                            </wpg:grpSpPr>
-                            <pic:pic xmlns:pic="http://schemas.openxmlformats.org/drawingml/2006/picture">
-                              <pic:nvPicPr>
-                                <pic:cNvPr id="16" name="图片 6" descr="蔡冬雪"/>
-                                <pic:cNvPicPr>
-                                  <a:picLocks noChangeAspect="1"/>
-                                </pic:cNvPicPr>
-                              </pic:nvPicPr>
-                              <pic:blipFill>
-                                <a:blip r:embed="rId5">
-                                  <a:clrChange>
-                                    <a:clrFrom>
-                                      <a:srgbClr val="FFFFFF">
-                                        <a:alpha val="100000"/>
-                                      </a:srgbClr>
-                                    </a:clrFrom>
-                                    <a:clrTo>
-                                      <a:srgbClr val="FFFFFF">
-                                        <a:alpha val="100000"/>
-                                        <a:alpha val="0"/>
-                                      </a:srgbClr>
-                                    </a:clrTo>
-                                  </a:clrChange>
-                                </a:blip>
-                                <a:srcRect l="18656" t="33322" r="18897" b="26699"/>
-                                <a:stretch>
-                                  <a:fillRect/>
-                                </a:stretch>
-                              </pic:blipFill>
-                              <pic:spPr>
-                                <a:xfrm>
-                                  <a:off x="9632" y="12347"/>
-                                  <a:ext cx="1010" cy="454"/>
-                                </a:xfrm>
-                                <a:prstGeom prst="rect">
-                                  <a:avLst/>
-                                </a:prstGeom>
-                              </pic:spPr>
-                            </pic:pic>
-                            <pic:pic xmlns:pic="http://schemas.openxmlformats.org/drawingml/2006/picture">
-                              <pic:nvPicPr>
-                                <pic:cNvPr id="12" name="图片 4" descr="王建丽"/>
-                                <pic:cNvPicPr>
-                                  <a:picLocks noChangeAspect="1"/>
-                                </pic:cNvPicPr>
-                              </pic:nvPicPr>
-                              <pic:blipFill>
-                                <a:blip r:embed="rId6">
-                                  <a:clrChange>
-                                    <a:clrFrom>
-                                      <a:srgbClr val="FFFFFF">
-                                        <a:alpha val="100000"/>
-                                      </a:srgbClr>
-                                    </a:clrFrom>
-                                    <a:clrTo>
-                                      <a:srgbClr val="FFFFFF">
-                                        <a:alpha val="100000"/>
-                                        <a:alpha val="0"/>
-                                      </a:srgbClr>
-                                    </a:clrTo>
-                                  </a:clrChange>
-                                </a:blip>
-                                <a:stretch>
-                                  <a:fillRect/>
-                                </a:stretch>
-                              </pic:blipFill>
-                              <pic:spPr>
-                                <a:xfrm>
-                                  <a:off x="12722" y="12305"/>
-                                  <a:ext cx="1000" cy="567"/>
-                                </a:xfrm>
-                                <a:prstGeom prst="rect">
-                                  <a:avLst/>
-                                </a:prstGeom>
-                              </pic:spPr>
-                            </pic:pic>
-                          </wpg:wgp>
-                        </a:graphicData>
-                      </a:graphic>
-                    </wp:anchor>
-                  </w:drawing>
-                </mc:Choice>
-                <mc:Fallback>
-                  <w:pict>
-                    <v:group id="_x0000_s1026" o:spid="_x0000_s1026" o:spt="203" style="position:absolute;left:0pt;margin-left:53.5pt;margin-top:-7.15pt;height:28.35pt;width:204.5pt;z-index:251660288;mso-width-relative:page;mso-height-relative:page;" coordorigin="9632,12305" coordsize="4090,567" o:gfxdata="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">
-                      <o:lock v:ext="edit" aspectratio="f"/>
-                      <v:shape id="图片 6" o:spid="_x0000_s1026" o:spt="75" alt="蔡冬雪" type="#_x0000_t75" style="position:absolute;left:9632;top:12347;height:454;width:1010;" filled="f" o:preferrelative="t" stroked="f" coordsize="21600,21600" o:gfxdata="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">
-                        <v:fill on="f" focussize="0,0"/>
-                        <v:stroke on="f"/>
-                        <v:imagedata r:id="rId5" cropleft="12226f" croptop="21838f" cropright="12384f" cropbottom="17497f" chromakey="#FFFFFF" o:title=""/>
-                        <o:lock v:ext="edit" aspectratio="t"/>
-                      </v:shape>
-                      <v:shape id="图片 4" o:spid="_x0000_s1026" o:spt="75" alt="王建丽" type="#_x0000_t75" style="position:absolute;left:12722;top:12305;height:567;width:1000;" filled="f" o:preferrelative="t" stroked="f" coordsize="21600,21600" o:gfxdata="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">
-                        <v:fill on="f" focussize="0,0"/>
-                        <v:stroke on="f"/>
-                        <v:imagedata r:id="rId6" chromakey="#FFFFFF" o:title=""/>
-                        <o:lock v:ext="edit" aspectratio="t"/>
-                      </v:shape>
-                    </v:group>
-                  </w:pict>
-                </mc:Fallback>
-              </mc:AlternateContent>
-            </w:r>
-          </w:p>
-        </w:tc>
-        <w:tc>
-          <w:tcPr>
-            <w:tcW w:w="3260" w:type="dxa"/>
+          </w:p>
+        </w:tc>
+        <w:tc>
+          <w:tcPr>
+            <w:tcW w:w="2281" w:type="dxa"/>
             <w:shd w:val="clear" w:color="auto" w:fill="auto"/>
             <w:tcMar>
               <w:top w:w="28" w:type="dxa"/>
@@ -7677,10 +7555,11 @@
               <w:bottom w:w="28" w:type="dxa"/>
               <w:right w:w="108" w:type="dxa"/>
             </w:tcMar>
-            <w:vAlign w:val="top"/>
-          </w:tcPr>
-          <w:p>
-            <w:pPr>
+            <w:vAlign w:val="center"/>
+          </w:tcPr>
+          <w:p>
+            <w:pPr>
+              <w:jc w:val="left"/>
               <w:rPr>
                 <w:rFonts w:hint="eastAsia" w:ascii="微软雅黑" w:hAnsi="微软雅黑" w:eastAsia="微软雅黑" w:cs="微软雅黑"/>
                 <w:b/>
@@ -7692,18 +7571,18 @@
             <w:r>
               <w:rPr>
                 <w:rFonts w:hint="eastAsia" w:ascii="微软雅黑" w:hAnsi="微软雅黑" w:eastAsia="微软雅黑" w:cs="微软雅黑"/>
-                <w:b/>
-                <w:bCs/>
+                <w:b w:val="0"/>
+                <w:bCs w:val="0"/>
                 <w:sz w:val="20"/>
                 <w:szCs w:val="20"/>
               </w:rPr>
-              <w:t>审核者：</w:t>
-            </w:r>
-          </w:p>
-        </w:tc>
-        <w:tc>
-          <w:tcPr>
-            <w:tcW w:w="3261" w:type="dxa"/>
+              <w:t>{{"ty_tianjin1"|sign(51,23)}}</w:t>
+            </w:r>
+          </w:p>
+        </w:tc>
+        <w:tc>
+          <w:tcPr>
+            <w:tcW w:w="932" w:type="dxa"/>
             <w:shd w:val="clear" w:color="auto" w:fill="auto"/>
             <w:tcMar>
               <w:top w:w="28" w:type="dxa"/>
@@ -7711,10 +7590,81 @@
               <w:bottom w:w="28" w:type="dxa"/>
               <w:right w:w="108" w:type="dxa"/>
             </w:tcMar>
-            <w:vAlign w:val="top"/>
-          </w:tcPr>
-          <w:p>
-            <w:pPr>
+            <w:vAlign w:val="center"/>
+          </w:tcPr>
+          <w:p>
+            <w:pPr>
+              <w:jc w:val="left"/>
+              <w:rPr>
+                <w:rFonts w:hint="eastAsia" w:ascii="微软雅黑" w:hAnsi="微软雅黑" w:eastAsia="微软雅黑" w:cs="微软雅黑"/>
+                <w:b/>
+                <w:bCs/>
+                <w:sz w:val="20"/>
+                <w:szCs w:val="20"/>
+              </w:rPr>
+            </w:pPr>
+            <w:r>
+              <w:rPr>
+                <w:rFonts w:hint="eastAsia" w:ascii="微软雅黑" w:hAnsi="微软雅黑" w:eastAsia="微软雅黑" w:cs="微软雅黑"/>
+                <w:b/>
+                <w:bCs/>
+                <w:sz w:val="20"/>
+                <w:szCs w:val="20"/>
+              </w:rPr>
+              <w:t>审核者：</w:t>
+            </w:r>
+          </w:p>
+        </w:tc>
+        <w:tc>
+          <w:tcPr>
+            <w:tcW w:w="2644" w:type="dxa"/>
+            <w:shd w:val="clear" w:color="auto" w:fill="auto"/>
+            <w:tcMar>
+              <w:top w:w="28" w:type="dxa"/>
+              <w:left w:w="108" w:type="dxa"/>
+              <w:bottom w:w="28" w:type="dxa"/>
+              <w:right w:w="108" w:type="dxa"/>
+            </w:tcMar>
+            <w:vAlign w:val="center"/>
+          </w:tcPr>
+          <w:p>
+            <w:pPr>
+              <w:jc w:val="left"/>
+              <w:rPr>
+                <w:rFonts w:hint="eastAsia" w:ascii="微软雅黑" w:hAnsi="微软雅黑" w:eastAsia="微软雅黑" w:cs="微软雅黑"/>
+                <w:b/>
+                <w:bCs/>
+                <w:sz w:val="20"/>
+                <w:szCs w:val="20"/>
+              </w:rPr>
+            </w:pPr>
+            <w:r>
+              <w:rPr>
+                <w:rFonts w:hint="eastAsia" w:ascii="微软雅黑" w:hAnsi="微软雅黑" w:eastAsia="微软雅黑" w:cs="微软雅黑"/>
+                <w:b w:val="0"/>
+                <w:bCs w:val="0"/>
+                <w:sz w:val="20"/>
+                <w:szCs w:val="20"/>
+              </w:rPr>
+              <w:t>{{"ty_tianjin2"|sign(49,27)}}</w:t>
+            </w:r>
+          </w:p>
+        </w:tc>
+        <w:tc>
+          <w:tcPr>
+            <w:tcW w:w="3169" w:type="dxa"/>
+            <w:shd w:val="clear" w:color="auto" w:fill="auto"/>
+            <w:tcMar>
+              <w:top w:w="28" w:type="dxa"/>
+              <w:left w:w="108" w:type="dxa"/>
+              <w:bottom w:w="28" w:type="dxa"/>
+              <w:right w:w="108" w:type="dxa"/>
+            </w:tcMar>
+            <w:vAlign w:val="center"/>
+          </w:tcPr>
+          <w:p>
+            <w:pPr>
+              <w:jc w:val="left"/>
               <w:rPr>
                 <w:rFonts w:hint="eastAsia" w:ascii="微软雅黑" w:hAnsi="微软雅黑" w:eastAsia="微软雅黑" w:cs="微软雅黑"/>
                 <w:b/>
@@ -7826,7 +7776,7 @@
     <w:tbl>
       <w:tblPr>
         <w:tblStyle w:val="14"/>
-        <w:tblW w:w="9781" w:type="dxa"/>
+        <w:tblW w:w="10005" w:type="dxa"/>
         <w:tblInd w:w="0" w:type="dxa"/>
         <w:tblBorders>
           <w:top w:val="none" w:color="auto" w:sz="0" w:space="0"/>
@@ -7845,9 +7795,11 @@
         </w:tblCellMar>
       </w:tblPr>
       <w:tblGrid>
-        <w:gridCol w:w="3260"/>
-        <w:gridCol w:w="3260"/>
-        <w:gridCol w:w="3261"/>
+        <w:gridCol w:w="1005"/>
+        <w:gridCol w:w="2255"/>
+        <w:gridCol w:w="945"/>
+        <w:gridCol w:w="2617"/>
+        <w:gridCol w:w="3183"/>
       </w:tblGrid>
       <w:tr>
         <w:tblPrEx>
@@ -7867,11 +7819,11 @@
           </w:tblCellMar>
         </w:tblPrEx>
         <w:trPr>
-          <w:trHeight w:val="227" w:hRule="atLeast"/>
+          <w:trHeight w:val="510" w:hRule="atLeast"/>
         </w:trPr>
         <w:tc>
           <w:tcPr>
-            <w:tcW w:w="3260" w:type="dxa"/>
+            <w:tcW w:w="1005" w:type="dxa"/>
             <w:shd w:val="clear" w:color="auto" w:fill="auto"/>
             <w:tcMar>
               <w:top w:w="28" w:type="dxa"/>
@@ -7879,10 +7831,11 @@
               <w:bottom w:w="28" w:type="dxa"/>
               <w:right w:w="108" w:type="dxa"/>
             </w:tcMar>
-            <w:vAlign w:val="top"/>
-          </w:tcPr>
-          <w:p>
-            <w:pPr>
+            <w:vAlign w:val="center"/>
+          </w:tcPr>
+          <w:p>
+            <w:pPr>
+              <w:jc w:val="left"/>
               <w:rPr>
                 <w:rFonts w:hint="eastAsia" w:ascii="微软雅黑" w:hAnsi="微软雅黑" w:eastAsia="微软雅黑" w:cs="微软雅黑"/>
                 <w:b/>
@@ -7901,149 +7854,11 @@
               </w:rPr>
               <w:t>检测者：</w:t>
             </w:r>
-            <w:r>
-              <w:rPr>
-                <w:sz w:val="24"/>
-              </w:rPr>
-              <mc:AlternateContent>
-                <mc:Choice Requires="wpg">
-                  <w:drawing>
-                    <wp:anchor distT="0" distB="0" distL="114300" distR="114300" simplePos="0" relativeHeight="251661312" behindDoc="0" locked="0" layoutInCell="1" allowOverlap="1">
-                      <wp:simplePos x="0" y="0"/>
-                      <wp:positionH relativeFrom="column">
-                        <wp:posOffset>655320</wp:posOffset>
-                      </wp:positionH>
-                      <wp:positionV relativeFrom="paragraph">
-                        <wp:posOffset>-91440</wp:posOffset>
-                      </wp:positionV>
-                      <wp:extent cx="2618740" cy="431800"/>
-                      <wp:effectExtent l="0" t="0" r="0" b="0"/>
-                      <wp:wrapNone/>
-                      <wp:docPr id="10" name="组合 10"/>
-                      <wp:cNvGraphicFramePr/>
-                      <a:graphic xmlns:a="http://schemas.openxmlformats.org/drawingml/2006/main">
-                        <a:graphicData uri="http://schemas.microsoft.com/office/word/2010/wordprocessingGroup">
-                          <wpg:wgp>
-                            <wpg:cNvGrpSpPr/>
-                            <wpg:grpSpPr>
-                              <a:xfrm>
-                                <a:off x="0" y="0"/>
-                                <a:ext cx="2618740" cy="431800"/>
-                                <a:chOff x="9633" y="114512"/>
-                                <a:chExt cx="4124" cy="680"/>
-                              </a:xfrm>
-                            </wpg:grpSpPr>
-                            <pic:pic xmlns:pic="http://schemas.openxmlformats.org/drawingml/2006/picture">
-                              <pic:nvPicPr>
-                                <pic:cNvPr id="6" name="图片 1"/>
-                                <pic:cNvPicPr>
-                                  <a:picLocks noChangeAspect="1"/>
-                                </pic:cNvPicPr>
-                              </pic:nvPicPr>
-                              <pic:blipFill>
-                                <a:blip r:embed="rId7">
-                                  <a:clrChange>
-                                    <a:clrFrom>
-                                      <a:srgbClr val="FFFFFF">
-                                        <a:alpha val="100000"/>
-                                      </a:srgbClr>
-                                    </a:clrFrom>
-                                    <a:clrTo>
-                                      <a:srgbClr val="FFFFFF">
-                                        <a:alpha val="100000"/>
-                                        <a:alpha val="0"/>
-                                      </a:srgbClr>
-                                    </a:clrTo>
-                                  </a:clrChange>
-                                </a:blip>
-                                <a:srcRect l="10922" t="11667"/>
-                                <a:stretch>
-                                  <a:fillRect/>
-                                </a:stretch>
-                              </pic:blipFill>
-                              <pic:spPr>
-                                <a:xfrm>
-                                  <a:off x="9633" y="114512"/>
-                                  <a:ext cx="1262" cy="680"/>
-                                </a:xfrm>
-                                <a:prstGeom prst="rect">
-                                  <a:avLst/>
-                                </a:prstGeom>
-                                <a:noFill/>
-                                <a:ln>
-                                  <a:noFill/>
-                                </a:ln>
-                              </pic:spPr>
-                            </pic:pic>
-                            <pic:pic xmlns:pic="http://schemas.openxmlformats.org/drawingml/2006/picture">
-                              <pic:nvPicPr>
-                                <pic:cNvPr id="11" name="图片 11" descr="王建丽"/>
-                                <pic:cNvPicPr>
-                                  <a:picLocks noChangeAspect="1"/>
-                                </pic:cNvPicPr>
-                              </pic:nvPicPr>
-                              <pic:blipFill>
-                                <a:blip r:embed="rId6">
-                                  <a:clrChange>
-                                    <a:clrFrom>
-                                      <a:srgbClr val="FFFFFF">
-                                        <a:alpha val="100000"/>
-                                      </a:srgbClr>
-                                    </a:clrFrom>
-                                    <a:clrTo>
-                                      <a:srgbClr val="FFFFFF">
-                                        <a:alpha val="100000"/>
-                                        <a:alpha val="0"/>
-                                      </a:srgbClr>
-                                    </a:clrTo>
-                                  </a:clrChange>
-                                </a:blip>
-                                <a:stretch>
-                                  <a:fillRect/>
-                                </a:stretch>
-                              </pic:blipFill>
-                              <pic:spPr>
-                                <a:xfrm>
-                                  <a:off x="12755" y="114524"/>
-                                  <a:ext cx="1002" cy="567"/>
-                                </a:xfrm>
-                                <a:prstGeom prst="rect">
-                                  <a:avLst/>
-                                </a:prstGeom>
-                              </pic:spPr>
-                            </pic:pic>
-                          </wpg:wgp>
-                        </a:graphicData>
-                      </a:graphic>
-                    </wp:anchor>
-                  </w:drawing>
-                </mc:Choice>
-                <mc:Fallback>
-                  <w:pict>
-                    <v:group id="_x0000_s1026" o:spid="_x0000_s1026" o:spt="203" style="position:absolute;left:0pt;margin-left:51.6pt;margin-top:-7.2pt;height:34pt;width:206.2pt;z-index:251661312;mso-width-relative:page;mso-height-relative:page;" coordorigin="9633,114512" coordsize="4124,680" o:gfxdata="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">
-                      <o:lock v:ext="edit" aspectratio="f"/>
-                      <v:shape id="图片 1" o:spid="_x0000_s1026" o:spt="75" type="#_x0000_t75" style="position:absolute;left:9633;top:114512;height:680;width:1262;" filled="f" o:preferrelative="t" stroked="f" coordsize="21600,21600" o:gfxdata="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">
-                        <v:fill on="f" focussize="0,0"/>
-                        <v:stroke on="f"/>
-                        <v:imagedata r:id="rId7" cropleft="7158f" croptop="7646f" chromakey="#FFFFFF" o:title=""/>
-                        <o:lock v:ext="edit" aspectratio="t"/>
-                      </v:shape>
-                      <v:shape id="_x0000_s1026" o:spid="_x0000_s1026" o:spt="75" alt="王建丽" type="#_x0000_t75" style="position:absolute;left:12755;top:114524;height:567;width:1002;" filled="f" o:preferrelative="t" stroked="f" coordsize="21600,21600" o:gfxdata="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">
-                        <v:fill on="f" focussize="0,0"/>
-                        <v:stroke on="f"/>
-                        <v:imagedata r:id="rId6" chromakey="#FFFFFF" o:title=""/>
-                        <o:lock v:ext="edit" aspectratio="t"/>
-                      </v:shape>
-                    </v:group>
-                  </w:pict>
-                </mc:Fallback>
-              </mc:AlternateContent>
-            </w:r>
-          </w:p>
-        </w:tc>
-        <w:tc>
-          <w:tcPr>
-            <w:tcW w:w="3260" w:type="dxa"/>
+          </w:p>
+        </w:tc>
+        <w:tc>
+          <w:tcPr>
+            <w:tcW w:w="2255" w:type="dxa"/>
             <w:shd w:val="clear" w:color="auto" w:fill="auto"/>
             <w:tcMar>
               <w:top w:w="28" w:type="dxa"/>
@@ -8051,10 +7866,11 @@
               <w:bottom w:w="28" w:type="dxa"/>
               <w:right w:w="108" w:type="dxa"/>
             </w:tcMar>
-            <w:vAlign w:val="top"/>
-          </w:tcPr>
-          <w:p>
-            <w:pPr>
+            <w:vAlign w:val="center"/>
+          </w:tcPr>
+          <w:p>
+            <w:pPr>
+              <w:jc w:val="left"/>
               <w:rPr>
                 <w:rFonts w:hint="eastAsia" w:ascii="微软雅黑" w:hAnsi="微软雅黑" w:eastAsia="微软雅黑" w:cs="微软雅黑"/>
                 <w:b/>
@@ -8066,18 +7882,18 @@
             <w:r>
               <w:rPr>
                 <w:rFonts w:hint="eastAsia" w:ascii="微软雅黑" w:hAnsi="微软雅黑" w:eastAsia="微软雅黑" w:cs="微软雅黑"/>
-                <w:b/>
-                <w:bCs/>
+                <w:b w:val="0"/>
+                <w:bCs w:val="0"/>
                 <w:sz w:val="20"/>
                 <w:szCs w:val="20"/>
               </w:rPr>
-              <w:t>审核者：</w:t>
-            </w:r>
-          </w:p>
-        </w:tc>
-        <w:tc>
-          <w:tcPr>
-            <w:tcW w:w="3261" w:type="dxa"/>
+              <w:t>{{"ty_guangzhou1"|sign(46,25)}}</w:t>
+            </w:r>
+          </w:p>
+        </w:tc>
+        <w:tc>
+          <w:tcPr>
+            <w:tcW w:w="945" w:type="dxa"/>
             <w:shd w:val="clear" w:color="auto" w:fill="auto"/>
             <w:tcMar>
               <w:top w:w="28" w:type="dxa"/>
@@ -8085,10 +7901,81 @@
               <w:bottom w:w="28" w:type="dxa"/>
               <w:right w:w="108" w:type="dxa"/>
             </w:tcMar>
-            <w:vAlign w:val="top"/>
-          </w:tcPr>
-          <w:p>
-            <w:pPr>
+            <w:vAlign w:val="center"/>
+          </w:tcPr>
+          <w:p>
+            <w:pPr>
+              <w:jc w:val="left"/>
+              <w:rPr>
+                <w:rFonts w:hint="eastAsia" w:ascii="微软雅黑" w:hAnsi="微软雅黑" w:eastAsia="微软雅黑" w:cs="微软雅黑"/>
+                <w:b/>
+                <w:bCs/>
+                <w:sz w:val="20"/>
+                <w:szCs w:val="20"/>
+              </w:rPr>
+            </w:pPr>
+            <w:r>
+              <w:rPr>
+                <w:rFonts w:hint="eastAsia" w:ascii="微软雅黑" w:hAnsi="微软雅黑" w:eastAsia="微软雅黑" w:cs="微软雅黑"/>
+                <w:b/>
+                <w:bCs/>
+                <w:sz w:val="20"/>
+                <w:szCs w:val="20"/>
+              </w:rPr>
+              <w:t>审核者：</w:t>
+            </w:r>
+          </w:p>
+        </w:tc>
+        <w:tc>
+          <w:tcPr>
+            <w:tcW w:w="2617" w:type="dxa"/>
+            <w:shd w:val="clear" w:color="auto" w:fill="auto"/>
+            <w:tcMar>
+              <w:top w:w="28" w:type="dxa"/>
+              <w:left w:w="108" w:type="dxa"/>
+              <w:bottom w:w="28" w:type="dxa"/>
+              <w:right w:w="108" w:type="dxa"/>
+            </w:tcMar>
+            <w:vAlign w:val="center"/>
+          </w:tcPr>
+          <w:p>
+            <w:pPr>
+              <w:jc w:val="left"/>
+              <w:rPr>
+                <w:rFonts w:hint="eastAsia" w:ascii="微软雅黑" w:hAnsi="微软雅黑" w:eastAsia="微软雅黑" w:cs="微软雅黑"/>
+                <w:b/>
+                <w:bCs/>
+                <w:sz w:val="20"/>
+                <w:szCs w:val="20"/>
+              </w:rPr>
+            </w:pPr>
+            <w:r>
+              <w:rPr>
+                <w:rFonts w:hint="eastAsia" w:ascii="微软雅黑" w:hAnsi="微软雅黑" w:eastAsia="微软雅黑" w:cs="微软雅黑"/>
+                <w:b w:val="0"/>
+                <w:bCs w:val="0"/>
+                <w:sz w:val="20"/>
+                <w:szCs w:val="20"/>
+              </w:rPr>
+              <w:t>{{"ty_guangzhou2"|sign(49,27)}}</w:t>
+            </w:r>
+          </w:p>
+        </w:tc>
+        <w:tc>
+          <w:tcPr>
+            <w:tcW w:w="3183" w:type="dxa"/>
+            <w:shd w:val="clear" w:color="auto" w:fill="auto"/>
+            <w:tcMar>
+              <w:top w:w="28" w:type="dxa"/>
+              <w:left w:w="108" w:type="dxa"/>
+              <w:bottom w:w="28" w:type="dxa"/>
+              <w:right w:w="108" w:type="dxa"/>
+            </w:tcMar>
+            <w:vAlign w:val="center"/>
+          </w:tcPr>
+          <w:p>
+            <w:pPr>
+              <w:jc w:val="left"/>
               <w:rPr>
                 <w:rFonts w:hint="eastAsia" w:ascii="微软雅黑" w:hAnsi="微软雅黑" w:eastAsia="微软雅黑" w:cs="微软雅黑"/>
                 <w:b/>
